--- a/docs/manuals/10_ETIS_Engineering_Studio_Semester_Administration_and_Course_Operations_Guide.docx
+++ b/docs/manuals/10_ETIS_Engineering_Studio_Semester_Administration_and_Course_Operations_Guide.docx
@@ -20,6 +20,10 @@
         <w:pStyle w:val="Title"/>
       </w:pPr>
       <w:r>
+        <w:rPr>
+          <w:color w:val="000000"/>
+          <w:u w:val="none"/>
+        </w:rPr>
         <w:t>Semester Administration &amp; Course Operations Guide</w:t>
       </w:r>
     </w:p>
@@ -29,6 +33,11 @@
       </w:pPr>
       <w:r>
         <w:t>End-to-end semester lifecycle: term creation, sections, roster, teams, review calendar, teaching staff, activation, in-semester changes, archive, and handoff</w:t>
+      </w:r>
+    </w:p>
+    <w:p>
+      <w:r>
+        <w:t>v0.18.0 manual edition. Software release candidate; publication follows deployment acceptance.</w:t>
       </w:r>
     </w:p>
     <w:tbl>
@@ -43,6 +52,10 @@
         <w:gridCol w:w="5083"/>
       </w:tblGrid>
       <w:tr>
+        <w:trPr>
+          <w:tblHeader/>
+          <w:cantSplit/>
+        </w:trPr>
         <w:tc>
           <w:tcPr>
             <w:tcW w:type="dxa" w:w="2088"/>
@@ -55,6 +68,9 @@
             </w:tcMar>
           </w:tcPr>
           <w:p>
+            <w:pPr>
+              <w:keepNext w:val="0"/>
+            </w:pPr>
             <w:r>
               <w:rPr>
                 <w:b/>
@@ -74,6 +90,9 @@
             </w:tcMar>
           </w:tcPr>
           <w:p>
+            <w:pPr>
+              <w:keepNext w:val="0"/>
+            </w:pPr>
             <w:r>
               <w:t>Course Owners and instructors responsible for course setup/administration</w:t>
             </w:r>
@@ -81,6 +100,9 @@
         </w:tc>
       </w:tr>
       <w:tr>
+        <w:trPr>
+          <w:cantSplit/>
+        </w:trPr>
         <w:tc>
           <w:tcPr>
             <w:tcW w:type="dxa" w:w="2088"/>
@@ -93,6 +115,9 @@
             </w:tcMar>
           </w:tcPr>
           <w:p>
+            <w:pPr>
+              <w:keepNext w:val="0"/>
+            </w:pPr>
             <w:r>
               <w:rPr>
                 <w:b/>
@@ -112,6 +137,9 @@
             </w:tcMar>
           </w:tcPr>
           <w:p>
+            <w:pPr>
+              <w:keepNext w:val="0"/>
+            </w:pPr>
             <w:r>
               <w:t>Provide a repeatable, first-time-friendly operating procedure for preparing, running, changing, and closing an ETIS semester without losing historical engineering records.</w:t>
             </w:r>
@@ -119,6 +147,9 @@
         </w:tc>
       </w:tr>
       <w:tr>
+        <w:trPr>
+          <w:cantSplit/>
+        </w:trPr>
         <w:tc>
           <w:tcPr>
             <w:tcW w:type="dxa" w:w="2088"/>
@@ -131,6 +162,9 @@
             </w:tcMar>
           </w:tcPr>
           <w:p>
+            <w:pPr>
+              <w:keepNext w:val="0"/>
+            </w:pPr>
             <w:r>
               <w:rPr>
                 <w:b/>
@@ -150,6 +184,9 @@
             </w:tcMar>
           </w:tcPr>
           <w:p>
+            <w:pPr>
+              <w:keepNext w:val="0"/>
+            </w:pPr>
             <w:r>
               <w:t>COMP 330/474 Software Engineering • Fall 2026</w:t>
             </w:r>
@@ -157,6 +194,9 @@
         </w:tc>
       </w:tr>
       <w:tr>
+        <w:trPr>
+          <w:cantSplit/>
+        </w:trPr>
         <w:tc>
           <w:tcPr>
             <w:tcW w:type="dxa" w:w="2088"/>
@@ -169,6 +209,9 @@
             </w:tcMar>
           </w:tcPr>
           <w:p>
+            <w:pPr>
+              <w:keepNext w:val="0"/>
+            </w:pPr>
             <w:r>
               <w:rPr>
                 <w:b/>
@@ -188,8 +231,11 @@
             </w:tcMar>
           </w:tcPr>
           <w:p>
+            <w:pPr>
+              <w:keepNext w:val="0"/>
+            </w:pPr>
             <w:r>
-              <w:t>Semester Start 2026 • August 23, 2026</w:t>
+              <w:t>v0.18.0 • October 2, 2026</w:t>
             </w:r>
           </w:p>
         </w:tc>
@@ -206,6 +252,10 @@
         <w:gridCol w:w="10166"/>
       </w:tblGrid>
       <w:tr>
+        <w:trPr>
+          <w:tblHeader/>
+          <w:cantSplit/>
+        </w:trPr>
         <w:tc>
           <w:tcPr>
             <w:tcW w:type="dxa" w:w="10166"/>
@@ -218,6 +268,9 @@
             </w:tcMar>
           </w:tcPr>
           <w:p>
+            <w:pPr>
+              <w:keepNext w:val="0"/>
+            </w:pPr>
             <w:r>
               <w:rPr>
                 <w:b/>
@@ -544,6 +597,10 @@
         <w:gridCol w:w="1130"/>
       </w:tblGrid>
       <w:tr>
+        <w:trPr>
+          <w:tblHeader/>
+          <w:cantSplit/>
+        </w:trPr>
         <w:tc>
           <w:tcPr>
             <w:tcW w:type="dxa" w:w="1130"/>
@@ -558,6 +615,7 @@
           </w:tcPr>
           <w:p>
             <w:pPr>
+              <w:keepNext w:val="0"/>
               <w:jc w:val="center"/>
             </w:pPr>
             <w:r>
@@ -583,6 +641,7 @@
           </w:tcPr>
           <w:p>
             <w:pPr>
+              <w:keepNext w:val="0"/>
               <w:jc w:val="center"/>
             </w:pPr>
             <w:r>
@@ -608,6 +667,7 @@
           </w:tcPr>
           <w:p>
             <w:pPr>
+              <w:keepNext w:val="0"/>
               <w:jc w:val="center"/>
             </w:pPr>
             <w:r>
@@ -633,6 +693,7 @@
           </w:tcPr>
           <w:p>
             <w:pPr>
+              <w:keepNext w:val="0"/>
               <w:jc w:val="center"/>
             </w:pPr>
             <w:r>
@@ -658,6 +719,7 @@
           </w:tcPr>
           <w:p>
             <w:pPr>
+              <w:keepNext w:val="0"/>
               <w:jc w:val="center"/>
             </w:pPr>
             <w:r>
@@ -683,6 +745,7 @@
           </w:tcPr>
           <w:p>
             <w:pPr>
+              <w:keepNext w:val="0"/>
               <w:jc w:val="center"/>
             </w:pPr>
             <w:r>
@@ -708,6 +771,7 @@
           </w:tcPr>
           <w:p>
             <w:pPr>
+              <w:keepNext w:val="0"/>
               <w:jc w:val="center"/>
             </w:pPr>
             <w:r>
@@ -733,6 +797,7 @@
           </w:tcPr>
           <w:p>
             <w:pPr>
+              <w:keepNext w:val="0"/>
               <w:jc w:val="center"/>
             </w:pPr>
             <w:r>
@@ -758,6 +823,7 @@
           </w:tcPr>
           <w:p>
             <w:pPr>
+              <w:keepNext w:val="0"/>
               <w:jc w:val="center"/>
             </w:pPr>
             <w:r>
@@ -786,6 +852,10 @@
         <w:gridCol w:w="10166"/>
       </w:tblGrid>
       <w:tr>
+        <w:trPr>
+          <w:tblHeader/>
+          <w:cantSplit/>
+        </w:trPr>
         <w:tc>
           <w:tcPr>
             <w:tcW w:type="dxa" w:w="10166"/>
@@ -798,6 +868,9 @@
             </w:tcMar>
           </w:tcPr>
           <w:p>
+            <w:pPr>
+              <w:keepNext w:val="0"/>
+            </w:pPr>
             <w:r>
               <w:rPr>
                 <w:b/>
@@ -853,6 +926,10 @@
         <w:gridCol w:w="2033"/>
       </w:tblGrid>
       <w:tr>
+        <w:trPr>
+          <w:tblHeader/>
+          <w:cantSplit/>
+        </w:trPr>
         <w:tc>
           <w:tcPr>
             <w:tcW w:type="dxa" w:w="2033"/>
@@ -867,6 +944,7 @@
           </w:tcPr>
           <w:p>
             <w:pPr>
+              <w:keepNext w:val="0"/>
               <w:jc w:val="center"/>
             </w:pPr>
             <w:r>
@@ -892,6 +970,7 @@
           </w:tcPr>
           <w:p>
             <w:pPr>
+              <w:keepNext w:val="0"/>
               <w:jc w:val="center"/>
             </w:pPr>
             <w:r>
@@ -917,6 +996,7 @@
           </w:tcPr>
           <w:p>
             <w:pPr>
+              <w:keepNext w:val="0"/>
               <w:jc w:val="center"/>
             </w:pPr>
             <w:r>
@@ -942,6 +1022,7 @@
           </w:tcPr>
           <w:p>
             <w:pPr>
+              <w:keepNext w:val="0"/>
               <w:jc w:val="center"/>
             </w:pPr>
             <w:r>
@@ -967,6 +1048,7 @@
           </w:tcPr>
           <w:p>
             <w:pPr>
+              <w:keepNext w:val="0"/>
               <w:jc w:val="center"/>
             </w:pPr>
             <w:r>
@@ -999,6 +1081,8 @@
       <w:tr>
         <w:trPr>
           <w:tblHeader w:val="true"/>
+          <w:tblHeader/>
+          <w:cantSplit/>
         </w:trPr>
         <w:tc>
           <w:tcPr>
@@ -1012,6 +1096,9 @@
             </w:tcMar>
           </w:tcPr>
           <w:p>
+            <w:pPr>
+              <w:keepNext w:val="0"/>
+            </w:pPr>
             <w:r>
               <w:rPr>
                 <w:b/>
@@ -1034,6 +1121,9 @@
             </w:tcMar>
           </w:tcPr>
           <w:p>
+            <w:pPr>
+              <w:keepNext w:val="0"/>
+            </w:pPr>
             <w:r>
               <w:rPr>
                 <w:b/>
@@ -1060,6 +1150,9 @@
             </w:tcMar>
           </w:tcPr>
           <w:p>
+            <w:pPr>
+              <w:keepNext w:val="0"/>
+            </w:pPr>
             <w:r>
               <w:rPr>
                 <w:sz w:val="18"/>
@@ -1079,6 +1172,9 @@
             </w:tcMar>
           </w:tcPr>
           <w:p>
+            <w:pPr>
+              <w:keepNext w:val="0"/>
+            </w:pPr>
             <w:r>
               <w:rPr>
                 <w:sz w:val="18"/>
@@ -1103,6 +1199,9 @@
             </w:tcMar>
           </w:tcPr>
           <w:p>
+            <w:pPr>
+              <w:keepNext w:val="0"/>
+            </w:pPr>
             <w:r>
               <w:rPr>
                 <w:sz w:val="18"/>
@@ -1122,6 +1221,9 @@
             </w:tcMar>
           </w:tcPr>
           <w:p>
+            <w:pPr>
+              <w:keepNext w:val="0"/>
+            </w:pPr>
             <w:r>
               <w:rPr>
                 <w:sz w:val="18"/>
@@ -1146,6 +1248,9 @@
             </w:tcMar>
           </w:tcPr>
           <w:p>
+            <w:pPr>
+              <w:keepNext w:val="0"/>
+            </w:pPr>
             <w:r>
               <w:rPr>
                 <w:sz w:val="18"/>
@@ -1165,6 +1270,9 @@
             </w:tcMar>
           </w:tcPr>
           <w:p>
+            <w:pPr>
+              <w:keepNext w:val="0"/>
+            </w:pPr>
             <w:r>
               <w:rPr>
                 <w:sz w:val="18"/>
@@ -1189,6 +1297,9 @@
             </w:tcMar>
           </w:tcPr>
           <w:p>
+            <w:pPr>
+              <w:keepNext w:val="0"/>
+            </w:pPr>
             <w:r>
               <w:rPr>
                 <w:sz w:val="18"/>
@@ -1208,6 +1319,9 @@
             </w:tcMar>
           </w:tcPr>
           <w:p>
+            <w:pPr>
+              <w:keepNext w:val="0"/>
+            </w:pPr>
             <w:r>
               <w:rPr>
                 <w:sz w:val="18"/>
@@ -1232,6 +1346,9 @@
             </w:tcMar>
           </w:tcPr>
           <w:p>
+            <w:pPr>
+              <w:keepNext w:val="0"/>
+            </w:pPr>
             <w:r>
               <w:rPr>
                 <w:sz w:val="18"/>
@@ -1251,6 +1368,9 @@
             </w:tcMar>
           </w:tcPr>
           <w:p>
+            <w:pPr>
+              <w:keepNext w:val="0"/>
+            </w:pPr>
             <w:r>
               <w:rPr>
                 <w:sz w:val="18"/>
@@ -1275,6 +1395,9 @@
             </w:tcMar>
           </w:tcPr>
           <w:p>
+            <w:pPr>
+              <w:keepNext w:val="0"/>
+            </w:pPr>
             <w:r>
               <w:rPr>
                 <w:sz w:val="18"/>
@@ -1294,6 +1417,9 @@
             </w:tcMar>
           </w:tcPr>
           <w:p>
+            <w:pPr>
+              <w:keepNext w:val="0"/>
+            </w:pPr>
             <w:r>
               <w:rPr>
                 <w:sz w:val="18"/>
@@ -1319,6 +1445,10 @@
         <w:gridCol w:w="10166"/>
       </w:tblGrid>
       <w:tr>
+        <w:trPr>
+          <w:tblHeader/>
+          <w:cantSplit/>
+        </w:trPr>
         <w:tc>
           <w:tcPr>
             <w:tcW w:type="dxa" w:w="10166"/>
@@ -1331,6 +1461,9 @@
             </w:tcMar>
           </w:tcPr>
           <w:p>
+            <w:pPr>
+              <w:keepNext w:val="0"/>
+            </w:pPr>
             <w:r>
               <w:rPr>
                 <w:b/>
@@ -1427,6 +1560,10 @@
         <w:gridCol w:w="10166"/>
       </w:tblGrid>
       <w:tr>
+        <w:trPr>
+          <w:tblHeader/>
+          <w:cantSplit/>
+        </w:trPr>
         <w:tc>
           <w:tcPr>
             <w:tcW w:type="dxa" w:w="10166"/>
@@ -1439,6 +1576,9 @@
             </w:tcMar>
           </w:tcPr>
           <w:p>
+            <w:pPr>
+              <w:keepNext w:val="0"/>
+            </w:pPr>
             <w:r>
               <w:rPr>
                 <w:b/>
@@ -1478,6 +1618,7 @@
     </w:p>
     <w:p>
       <w:pPr>
+        <w:keepNext/>
         <w:spacing w:before="80" w:after="40"/>
         <w:jc w:val="center"/>
       </w:pPr>
@@ -1519,10 +1660,15 @@
     <w:p>
       <w:pPr>
         <w:pStyle w:val="ETISCaption"/>
+        <w:keepNext w:val="0"/>
+        <w:keepLines/>
         <w:jc w:val="center"/>
       </w:pPr>
       <w:r>
         <w:t>Figure 1. Semester Setup top. The page groups term/section creation, roster import, team creation, and the A1-A6 review calendar into one controlled setup workspace.</w:t>
+      </w:r>
+      <w:r>
+        <w:t xml:space="preserve"> Historical reference figure; current text governs.</w:t>
       </w:r>
     </w:p>
     <w:p>
@@ -1614,6 +1760,8 @@
       <w:tr>
         <w:trPr>
           <w:tblHeader w:val="true"/>
+          <w:tblHeader/>
+          <w:cantSplit/>
         </w:trPr>
         <w:tc>
           <w:tcPr>
@@ -1627,6 +1775,9 @@
             </w:tcMar>
           </w:tcPr>
           <w:p>
+            <w:pPr>
+              <w:keepNext w:val="0"/>
+            </w:pPr>
             <w:r>
               <w:rPr>
                 <w:b/>
@@ -1649,6 +1800,9 @@
             </w:tcMar>
           </w:tcPr>
           <w:p>
+            <w:pPr>
+              <w:keepNext w:val="0"/>
+            </w:pPr>
             <w:r>
               <w:rPr>
                 <w:b/>
@@ -1675,6 +1829,9 @@
             </w:tcMar>
           </w:tcPr>
           <w:p>
+            <w:pPr>
+              <w:keepNext w:val="0"/>
+            </w:pPr>
             <w:r>
               <w:rPr>
                 <w:sz w:val="18"/>
@@ -1694,6 +1851,9 @@
             </w:tcMar>
           </w:tcPr>
           <w:p>
+            <w:pPr>
+              <w:keepNext w:val="0"/>
+            </w:pPr>
             <w:r>
               <w:rPr>
                 <w:sz w:val="18"/>
@@ -1718,6 +1878,9 @@
             </w:tcMar>
           </w:tcPr>
           <w:p>
+            <w:pPr>
+              <w:keepNext w:val="0"/>
+            </w:pPr>
             <w:r>
               <w:rPr>
                 <w:sz w:val="18"/>
@@ -1737,6 +1900,9 @@
             </w:tcMar>
           </w:tcPr>
           <w:p>
+            <w:pPr>
+              <w:keepNext w:val="0"/>
+            </w:pPr>
             <w:r>
               <w:rPr>
                 <w:sz w:val="18"/>
@@ -1761,6 +1927,9 @@
             </w:tcMar>
           </w:tcPr>
           <w:p>
+            <w:pPr>
+              <w:keepNext w:val="0"/>
+            </w:pPr>
             <w:r>
               <w:rPr>
                 <w:sz w:val="18"/>
@@ -1780,6 +1949,9 @@
             </w:tcMar>
           </w:tcPr>
           <w:p>
+            <w:pPr>
+              <w:keepNext w:val="0"/>
+            </w:pPr>
             <w:r>
               <w:rPr>
                 <w:sz w:val="18"/>
@@ -1804,6 +1976,9 @@
             </w:tcMar>
           </w:tcPr>
           <w:p>
+            <w:pPr>
+              <w:keepNext w:val="0"/>
+            </w:pPr>
             <w:r>
               <w:rPr>
                 <w:sz w:val="18"/>
@@ -1823,6 +1998,9 @@
             </w:tcMar>
           </w:tcPr>
           <w:p>
+            <w:pPr>
+              <w:keepNext w:val="0"/>
+            </w:pPr>
             <w:r>
               <w:rPr>
                 <w:sz w:val="18"/>
@@ -1847,6 +2025,9 @@
             </w:tcMar>
           </w:tcPr>
           <w:p>
+            <w:pPr>
+              <w:keepNext w:val="0"/>
+            </w:pPr>
             <w:r>
               <w:rPr>
                 <w:sz w:val="18"/>
@@ -1866,6 +2047,9 @@
             </w:tcMar>
           </w:tcPr>
           <w:p>
+            <w:pPr>
+              <w:keepNext w:val="0"/>
+            </w:pPr>
             <w:r>
               <w:rPr>
                 <w:sz w:val="18"/>
@@ -1994,6 +2178,10 @@
         <w:gridCol w:w="10166"/>
       </w:tblGrid>
       <w:tr>
+        <w:trPr>
+          <w:tblHeader/>
+          <w:cantSplit/>
+        </w:trPr>
         <w:tc>
           <w:tcPr>
             <w:tcW w:type="dxa" w:w="10166"/>
@@ -2006,6 +2194,9 @@
             </w:tcMar>
           </w:tcPr>
           <w:p>
+            <w:pPr>
+              <w:keepNext w:val="0"/>
+            </w:pPr>
             <w:r>
               <w:rPr>
                 <w:b/>
@@ -2117,6 +2308,8 @@
       <w:tr>
         <w:trPr>
           <w:tblHeader w:val="true"/>
+          <w:tblHeader/>
+          <w:cantSplit/>
         </w:trPr>
         <w:tc>
           <w:tcPr>
@@ -2130,6 +2323,9 @@
             </w:tcMar>
           </w:tcPr>
           <w:p>
+            <w:pPr>
+              <w:keepNext w:val="0"/>
+            </w:pPr>
             <w:r>
               <w:rPr>
                 <w:b/>
@@ -2152,6 +2348,9 @@
             </w:tcMar>
           </w:tcPr>
           <w:p>
+            <w:pPr>
+              <w:keepNext w:val="0"/>
+            </w:pPr>
             <w:r>
               <w:rPr>
                 <w:b/>
@@ -2178,6 +2377,9 @@
             </w:tcMar>
           </w:tcPr>
           <w:p>
+            <w:pPr>
+              <w:keepNext w:val="0"/>
+            </w:pPr>
             <w:r>
               <w:rPr>
                 <w:sz w:val="18"/>
@@ -2197,6 +2399,9 @@
             </w:tcMar>
           </w:tcPr>
           <w:p>
+            <w:pPr>
+              <w:keepNext w:val="0"/>
+            </w:pPr>
             <w:r>
               <w:rPr>
                 <w:sz w:val="18"/>
@@ -2221,6 +2426,9 @@
             </w:tcMar>
           </w:tcPr>
           <w:p>
+            <w:pPr>
+              <w:keepNext w:val="0"/>
+            </w:pPr>
             <w:r>
               <w:rPr>
                 <w:sz w:val="18"/>
@@ -2240,6 +2448,9 @@
             </w:tcMar>
           </w:tcPr>
           <w:p>
+            <w:pPr>
+              <w:keepNext w:val="0"/>
+            </w:pPr>
             <w:r>
               <w:rPr>
                 <w:sz w:val="18"/>
@@ -2264,6 +2475,9 @@
             </w:tcMar>
           </w:tcPr>
           <w:p>
+            <w:pPr>
+              <w:keepNext w:val="0"/>
+            </w:pPr>
             <w:r>
               <w:rPr>
                 <w:sz w:val="18"/>
@@ -2283,6 +2497,9 @@
             </w:tcMar>
           </w:tcPr>
           <w:p>
+            <w:pPr>
+              <w:keepNext w:val="0"/>
+            </w:pPr>
             <w:r>
               <w:rPr>
                 <w:sz w:val="18"/>
@@ -2307,6 +2524,9 @@
             </w:tcMar>
           </w:tcPr>
           <w:p>
+            <w:pPr>
+              <w:keepNext w:val="0"/>
+            </w:pPr>
             <w:r>
               <w:rPr>
                 <w:sz w:val="18"/>
@@ -2326,6 +2546,9 @@
             </w:tcMar>
           </w:tcPr>
           <w:p>
+            <w:pPr>
+              <w:keepNext w:val="0"/>
+            </w:pPr>
             <w:r>
               <w:rPr>
                 <w:sz w:val="18"/>
@@ -2350,6 +2573,9 @@
             </w:tcMar>
           </w:tcPr>
           <w:p>
+            <w:pPr>
+              <w:keepNext w:val="0"/>
+            </w:pPr>
             <w:r>
               <w:rPr>
                 <w:sz w:val="18"/>
@@ -2369,6 +2595,9 @@
             </w:tcMar>
           </w:tcPr>
           <w:p>
+            <w:pPr>
+              <w:keepNext w:val="0"/>
+            </w:pPr>
             <w:r>
               <w:rPr>
                 <w:sz w:val="18"/>
@@ -2411,6 +2640,8 @@
       <w:tr>
         <w:trPr>
           <w:tblHeader w:val="true"/>
+          <w:tblHeader/>
+          <w:cantSplit/>
         </w:trPr>
         <w:tc>
           <w:tcPr>
@@ -2424,6 +2655,9 @@
             </w:tcMar>
           </w:tcPr>
           <w:p>
+            <w:pPr>
+              <w:keepNext w:val="0"/>
+            </w:pPr>
             <w:r>
               <w:rPr>
                 <w:b/>
@@ -2446,6 +2680,9 @@
             </w:tcMar>
           </w:tcPr>
           <w:p>
+            <w:pPr>
+              <w:keepNext w:val="0"/>
+            </w:pPr>
             <w:r>
               <w:rPr>
                 <w:b/>
@@ -2472,6 +2709,9 @@
             </w:tcMar>
           </w:tcPr>
           <w:p>
+            <w:pPr>
+              <w:keepNext w:val="0"/>
+            </w:pPr>
             <w:r>
               <w:rPr>
                 <w:sz w:val="18"/>
@@ -2491,6 +2731,9 @@
             </w:tcMar>
           </w:tcPr>
           <w:p>
+            <w:pPr>
+              <w:keepNext w:val="0"/>
+            </w:pPr>
             <w:r>
               <w:rPr>
                 <w:sz w:val="18"/>
@@ -2515,6 +2758,9 @@
             </w:tcMar>
           </w:tcPr>
           <w:p>
+            <w:pPr>
+              <w:keepNext w:val="0"/>
+            </w:pPr>
             <w:r>
               <w:rPr>
                 <w:sz w:val="18"/>
@@ -2534,6 +2780,9 @@
             </w:tcMar>
           </w:tcPr>
           <w:p>
+            <w:pPr>
+              <w:keepNext w:val="0"/>
+            </w:pPr>
             <w:r>
               <w:rPr>
                 <w:sz w:val="18"/>
@@ -2558,6 +2807,9 @@
             </w:tcMar>
           </w:tcPr>
           <w:p>
+            <w:pPr>
+              <w:keepNext w:val="0"/>
+            </w:pPr>
             <w:r>
               <w:rPr>
                 <w:sz w:val="18"/>
@@ -2577,6 +2829,9 @@
             </w:tcMar>
           </w:tcPr>
           <w:p>
+            <w:pPr>
+              <w:keepNext w:val="0"/>
+            </w:pPr>
             <w:r>
               <w:rPr>
                 <w:sz w:val="18"/>
@@ -2601,6 +2856,9 @@
             </w:tcMar>
           </w:tcPr>
           <w:p>
+            <w:pPr>
+              <w:keepNext w:val="0"/>
+            </w:pPr>
             <w:r>
               <w:rPr>
                 <w:sz w:val="18"/>
@@ -2620,6 +2878,9 @@
             </w:tcMar>
           </w:tcPr>
           <w:p>
+            <w:pPr>
+              <w:keepNext w:val="0"/>
+            </w:pPr>
             <w:r>
               <w:rPr>
                 <w:sz w:val="18"/>
@@ -2644,6 +2905,9 @@
             </w:tcMar>
           </w:tcPr>
           <w:p>
+            <w:pPr>
+              <w:keepNext w:val="0"/>
+            </w:pPr>
             <w:r>
               <w:rPr>
                 <w:sz w:val="18"/>
@@ -2663,6 +2927,9 @@
             </w:tcMar>
           </w:tcPr>
           <w:p>
+            <w:pPr>
+              <w:keepNext w:val="0"/>
+            </w:pPr>
             <w:r>
               <w:rPr>
                 <w:sz w:val="18"/>
@@ -2688,6 +2955,10 @@
         <w:gridCol w:w="10166"/>
       </w:tblGrid>
       <w:tr>
+        <w:trPr>
+          <w:tblHeader/>
+          <w:cantSplit/>
+        </w:trPr>
         <w:tc>
           <w:tcPr>
             <w:tcW w:type="dxa" w:w="10166"/>
@@ -2700,6 +2971,9 @@
             </w:tcMar>
           </w:tcPr>
           <w:p>
+            <w:pPr>
+              <w:keepNext w:val="0"/>
+            </w:pPr>
             <w:r>
               <w:rPr>
                 <w:b/>
@@ -2739,6 +3013,7 @@
     </w:p>
     <w:p>
       <w:pPr>
+        <w:keepNext/>
         <w:spacing w:before="80" w:after="40"/>
         <w:jc w:val="center"/>
       </w:pPr>
@@ -2780,10 +3055,15 @@
     <w:p>
       <w:pPr>
         <w:pStyle w:val="ETISCaption"/>
+        <w:keepNext w:val="0"/>
+        <w:keepLines/>
         <w:jc w:val="center"/>
       </w:pPr>
       <w:r>
         <w:t>Figure 2. Semester Setup bottom. Teaching-staff assignment and term lifecycle actions are intentionally adjacent because both are elevated administrative responsibilities.</w:t>
+      </w:r>
+      <w:r>
+        <w:t xml:space="preserve"> Historical reference figure; current text governs.</w:t>
       </w:r>
     </w:p>
     <w:tbl>
@@ -2801,6 +3081,8 @@
       <w:tr>
         <w:trPr>
           <w:tblHeader w:val="true"/>
+          <w:tblHeader/>
+          <w:cantSplit/>
         </w:trPr>
         <w:tc>
           <w:tcPr>
@@ -2814,6 +3096,9 @@
             </w:tcMar>
           </w:tcPr>
           <w:p>
+            <w:pPr>
+              <w:keepNext w:val="0"/>
+            </w:pPr>
             <w:r>
               <w:rPr>
                 <w:b/>
@@ -2836,6 +3121,9 @@
             </w:tcMar>
           </w:tcPr>
           <w:p>
+            <w:pPr>
+              <w:keepNext w:val="0"/>
+            </w:pPr>
             <w:r>
               <w:rPr>
                 <w:b/>
@@ -2858,6 +3146,9 @@
             </w:tcMar>
           </w:tcPr>
           <w:p>
+            <w:pPr>
+              <w:keepNext w:val="0"/>
+            </w:pPr>
             <w:r>
               <w:rPr>
                 <w:b/>
@@ -2884,6 +3175,9 @@
             </w:tcMar>
           </w:tcPr>
           <w:p>
+            <w:pPr>
+              <w:keepNext w:val="0"/>
+            </w:pPr>
             <w:r>
               <w:rPr>
                 <w:sz w:val="18"/>
@@ -2903,6 +3197,9 @@
             </w:tcMar>
           </w:tcPr>
           <w:p>
+            <w:pPr>
+              <w:keepNext w:val="0"/>
+            </w:pPr>
             <w:r>
               <w:rPr>
                 <w:sz w:val="18"/>
@@ -2922,6 +3219,9 @@
             </w:tcMar>
           </w:tcPr>
           <w:p>
+            <w:pPr>
+              <w:keepNext w:val="0"/>
+            </w:pPr>
             <w:r>
               <w:rPr>
                 <w:sz w:val="18"/>
@@ -2946,6 +3246,9 @@
             </w:tcMar>
           </w:tcPr>
           <w:p>
+            <w:pPr>
+              <w:keepNext w:val="0"/>
+            </w:pPr>
             <w:r>
               <w:rPr>
                 <w:sz w:val="18"/>
@@ -2965,6 +3268,9 @@
             </w:tcMar>
           </w:tcPr>
           <w:p>
+            <w:pPr>
+              <w:keepNext w:val="0"/>
+            </w:pPr>
             <w:r>
               <w:rPr>
                 <w:sz w:val="18"/>
@@ -2984,6 +3290,9 @@
             </w:tcMar>
           </w:tcPr>
           <w:p>
+            <w:pPr>
+              <w:keepNext w:val="0"/>
+            </w:pPr>
             <w:r>
               <w:rPr>
                 <w:sz w:val="18"/>
@@ -3008,6 +3317,9 @@
             </w:tcMar>
           </w:tcPr>
           <w:p>
+            <w:pPr>
+              <w:keepNext w:val="0"/>
+            </w:pPr>
             <w:r>
               <w:rPr>
                 <w:sz w:val="18"/>
@@ -3027,6 +3339,9 @@
             </w:tcMar>
           </w:tcPr>
           <w:p>
+            <w:pPr>
+              <w:keepNext w:val="0"/>
+            </w:pPr>
             <w:r>
               <w:rPr>
                 <w:sz w:val="18"/>
@@ -3046,6 +3361,9 @@
             </w:tcMar>
           </w:tcPr>
           <w:p>
+            <w:pPr>
+              <w:keepNext w:val="0"/>
+            </w:pPr>
             <w:r>
               <w:rPr>
                 <w:sz w:val="18"/>
@@ -3070,6 +3388,9 @@
             </w:tcMar>
           </w:tcPr>
           <w:p>
+            <w:pPr>
+              <w:keepNext w:val="0"/>
+            </w:pPr>
             <w:r>
               <w:rPr>
                 <w:sz w:val="18"/>
@@ -3089,6 +3410,9 @@
             </w:tcMar>
           </w:tcPr>
           <w:p>
+            <w:pPr>
+              <w:keepNext w:val="0"/>
+            </w:pPr>
             <w:r>
               <w:rPr>
                 <w:sz w:val="18"/>
@@ -3108,6 +3432,9 @@
             </w:tcMar>
           </w:tcPr>
           <w:p>
+            <w:pPr>
+              <w:keepNext w:val="0"/>
+            </w:pPr>
             <w:r>
               <w:rPr>
                 <w:sz w:val="18"/>
@@ -3221,6 +3548,10 @@
         <w:gridCol w:w="1452"/>
       </w:tblGrid>
       <w:tr>
+        <w:trPr>
+          <w:tblHeader/>
+          <w:cantSplit/>
+        </w:trPr>
         <w:tc>
           <w:tcPr>
             <w:tcW w:type="dxa" w:w="1452"/>
@@ -3235,6 +3566,7 @@
           </w:tcPr>
           <w:p>
             <w:pPr>
+              <w:keepNext w:val="0"/>
               <w:jc w:val="center"/>
             </w:pPr>
             <w:r>
@@ -3260,6 +3592,7 @@
           </w:tcPr>
           <w:p>
             <w:pPr>
+              <w:keepNext w:val="0"/>
               <w:jc w:val="center"/>
             </w:pPr>
             <w:r>
@@ -3285,6 +3618,7 @@
           </w:tcPr>
           <w:p>
             <w:pPr>
+              <w:keepNext w:val="0"/>
               <w:jc w:val="center"/>
             </w:pPr>
             <w:r>
@@ -3310,6 +3644,7 @@
           </w:tcPr>
           <w:p>
             <w:pPr>
+              <w:keepNext w:val="0"/>
               <w:jc w:val="center"/>
             </w:pPr>
             <w:r>
@@ -3335,6 +3670,7 @@
           </w:tcPr>
           <w:p>
             <w:pPr>
+              <w:keepNext w:val="0"/>
               <w:jc w:val="center"/>
             </w:pPr>
             <w:r>
@@ -3360,6 +3696,7 @@
           </w:tcPr>
           <w:p>
             <w:pPr>
+              <w:keepNext w:val="0"/>
               <w:jc w:val="center"/>
             </w:pPr>
             <w:r>
@@ -3385,6 +3722,7 @@
           </w:tcPr>
           <w:p>
             <w:pPr>
+              <w:keepNext w:val="0"/>
               <w:jc w:val="center"/>
             </w:pPr>
             <w:r>
@@ -3476,6 +3814,10 @@
         <w:gridCol w:w="10166"/>
       </w:tblGrid>
       <w:tr>
+        <w:trPr>
+          <w:tblHeader/>
+          <w:cantSplit/>
+        </w:trPr>
         <w:tc>
           <w:tcPr>
             <w:tcW w:type="dxa" w:w="10166"/>
@@ -3488,6 +3830,9 @@
             </w:tcMar>
           </w:tcPr>
           <w:p>
+            <w:pPr>
+              <w:keepNext w:val="0"/>
+            </w:pPr>
             <w:r>
               <w:rPr>
                 <w:b/>
@@ -3511,6 +3856,29 @@
       <w:pPr>
         <w:spacing w:after="20"/>
       </w:pPr>
+    </w:p>
+    <w:p>
+      <w:pPr>
+        <w:pStyle w:val="Heading2"/>
+      </w:pPr>
+      <w:r>
+        <w:t>Separate software release from phase release</w:t>
+      </w:r>
+    </w:p>
+    <w:p>
+      <w:r>
+        <w:t>The v0.18.0 source version is defined in apps/api/app/version.py. FastAPI/OpenAPI and /health use that value. Source version, merged Git SHA, immutable image/revision, deployment success and production acceptance are separate evidence. The August GO records and v0.17 analytical history keep their original dates and versions.</w:t>
+      </w:r>
+    </w:p>
+    <w:p>
+      <w:r>
+        <w:t>Production defaults remain legacy reasoning and legacy planning. Shadow validator/planner/selector/realizer evaluation remains internal and does not replace student-visible authority. This release introduces no PR5 authority transfer, database migration or course-model change.</w:t>
+      </w:r>
+    </w:p>
+    <w:p>
+      <w:r>
+        <w:t>A software version upgrade does not release A1–A6, change Sakai deadlines or alter active-review evidence. Section phase availability remains instructor-controlled. Verify current student/team access after lifecycle or membership changes while preserving earlier review and evidence context.</w:t>
+      </w:r>
     </w:p>
     <w:p>
       <w:pPr>
@@ -3545,6 +3913,10 @@
         <w:gridCol w:w="1452"/>
       </w:tblGrid>
       <w:tr>
+        <w:trPr>
+          <w:tblHeader/>
+          <w:cantSplit/>
+        </w:trPr>
         <w:tc>
           <w:tcPr>
             <w:tcW w:type="dxa" w:w="1452"/>
@@ -3559,6 +3931,7 @@
           </w:tcPr>
           <w:p>
             <w:pPr>
+              <w:keepNext w:val="0"/>
               <w:jc w:val="center"/>
             </w:pPr>
             <w:r>
@@ -3584,6 +3957,7 @@
           </w:tcPr>
           <w:p>
             <w:pPr>
+              <w:keepNext w:val="0"/>
               <w:jc w:val="center"/>
             </w:pPr>
             <w:r>
@@ -3609,6 +3983,7 @@
           </w:tcPr>
           <w:p>
             <w:pPr>
+              <w:keepNext w:val="0"/>
               <w:jc w:val="center"/>
             </w:pPr>
             <w:r>
@@ -3634,6 +4009,7 @@
           </w:tcPr>
           <w:p>
             <w:pPr>
+              <w:keepNext w:val="0"/>
               <w:jc w:val="center"/>
             </w:pPr>
             <w:r>
@@ -3659,6 +4035,7 @@
           </w:tcPr>
           <w:p>
             <w:pPr>
+              <w:keepNext w:val="0"/>
               <w:jc w:val="center"/>
             </w:pPr>
             <w:r>
@@ -3684,6 +4061,7 @@
           </w:tcPr>
           <w:p>
             <w:pPr>
+              <w:keepNext w:val="0"/>
               <w:jc w:val="center"/>
             </w:pPr>
             <w:r>
@@ -3709,6 +4087,7 @@
           </w:tcPr>
           <w:p>
             <w:pPr>
+              <w:keepNext w:val="0"/>
               <w:jc w:val="center"/>
             </w:pPr>
             <w:r>
@@ -3741,6 +4120,8 @@
       <w:tr>
         <w:trPr>
           <w:tblHeader w:val="true"/>
+          <w:tblHeader/>
+          <w:cantSplit/>
         </w:trPr>
         <w:tc>
           <w:tcPr>
@@ -3754,6 +4135,9 @@
             </w:tcMar>
           </w:tcPr>
           <w:p>
+            <w:pPr>
+              <w:keepNext w:val="0"/>
+            </w:pPr>
             <w:r>
               <w:rPr>
                 <w:b/>
@@ -3776,6 +4160,9 @@
             </w:tcMar>
           </w:tcPr>
           <w:p>
+            <w:pPr>
+              <w:keepNext w:val="0"/>
+            </w:pPr>
             <w:r>
               <w:rPr>
                 <w:b/>
@@ -3802,6 +4189,9 @@
             </w:tcMar>
           </w:tcPr>
           <w:p>
+            <w:pPr>
+              <w:keepNext w:val="0"/>
+            </w:pPr>
             <w:r>
               <w:rPr>
                 <w:sz w:val="18"/>
@@ -3821,6 +4211,9 @@
             </w:tcMar>
           </w:tcPr>
           <w:p>
+            <w:pPr>
+              <w:keepNext w:val="0"/>
+            </w:pPr>
             <w:r>
               <w:rPr>
                 <w:sz w:val="18"/>
@@ -3845,6 +4238,9 @@
             </w:tcMar>
           </w:tcPr>
           <w:p>
+            <w:pPr>
+              <w:keepNext w:val="0"/>
+            </w:pPr>
             <w:r>
               <w:rPr>
                 <w:sz w:val="18"/>
@@ -3864,6 +4260,9 @@
             </w:tcMar>
           </w:tcPr>
           <w:p>
+            <w:pPr>
+              <w:keepNext w:val="0"/>
+            </w:pPr>
             <w:r>
               <w:rPr>
                 <w:sz w:val="18"/>
@@ -3888,6 +4287,9 @@
             </w:tcMar>
           </w:tcPr>
           <w:p>
+            <w:pPr>
+              <w:keepNext w:val="0"/>
+            </w:pPr>
             <w:r>
               <w:rPr>
                 <w:sz w:val="18"/>
@@ -3907,6 +4309,9 @@
             </w:tcMar>
           </w:tcPr>
           <w:p>
+            <w:pPr>
+              <w:keepNext w:val="0"/>
+            </w:pPr>
             <w:r>
               <w:rPr>
                 <w:sz w:val="18"/>
@@ -3931,6 +4336,9 @@
             </w:tcMar>
           </w:tcPr>
           <w:p>
+            <w:pPr>
+              <w:keepNext w:val="0"/>
+            </w:pPr>
             <w:r>
               <w:rPr>
                 <w:sz w:val="18"/>
@@ -3950,6 +4358,9 @@
             </w:tcMar>
           </w:tcPr>
           <w:p>
+            <w:pPr>
+              <w:keepNext w:val="0"/>
+            </w:pPr>
             <w:r>
               <w:rPr>
                 <w:sz w:val="18"/>
@@ -3974,6 +4385,9 @@
             </w:tcMar>
           </w:tcPr>
           <w:p>
+            <w:pPr>
+              <w:keepNext w:val="0"/>
+            </w:pPr>
             <w:r>
               <w:rPr>
                 <w:sz w:val="18"/>
@@ -3993,6 +4407,9 @@
             </w:tcMar>
           </w:tcPr>
           <w:p>
+            <w:pPr>
+              <w:keepNext w:val="0"/>
+            </w:pPr>
             <w:r>
               <w:rPr>
                 <w:sz w:val="18"/>
@@ -4017,6 +4434,9 @@
             </w:tcMar>
           </w:tcPr>
           <w:p>
+            <w:pPr>
+              <w:keepNext w:val="0"/>
+            </w:pPr>
             <w:r>
               <w:rPr>
                 <w:sz w:val="18"/>
@@ -4036,6 +4456,9 @@
             </w:tcMar>
           </w:tcPr>
           <w:p>
+            <w:pPr>
+              <w:keepNext w:val="0"/>
+            </w:pPr>
             <w:r>
               <w:rPr>
                 <w:sz w:val="18"/>
@@ -4060,6 +4483,9 @@
             </w:tcMar>
           </w:tcPr>
           <w:p>
+            <w:pPr>
+              <w:keepNext w:val="0"/>
+            </w:pPr>
             <w:r>
               <w:rPr>
                 <w:sz w:val="18"/>
@@ -4079,6 +4505,9 @@
             </w:tcMar>
           </w:tcPr>
           <w:p>
+            <w:pPr>
+              <w:keepNext w:val="0"/>
+            </w:pPr>
             <w:r>
               <w:rPr>
                 <w:sz w:val="18"/>
@@ -4117,6 +4546,8 @@
       <w:tr>
         <w:trPr>
           <w:tblHeader w:val="true"/>
+          <w:tblHeader/>
+          <w:cantSplit/>
         </w:trPr>
         <w:tc>
           <w:tcPr>
@@ -4130,6 +4561,9 @@
             </w:tcMar>
           </w:tcPr>
           <w:p>
+            <w:pPr>
+              <w:keepNext w:val="0"/>
+            </w:pPr>
             <w:r>
               <w:rPr>
                 <w:b/>
@@ -4152,6 +4586,9 @@
             </w:tcMar>
           </w:tcPr>
           <w:p>
+            <w:pPr>
+              <w:keepNext w:val="0"/>
+            </w:pPr>
             <w:r>
               <w:rPr>
                 <w:b/>
@@ -4174,6 +4611,9 @@
             </w:tcMar>
           </w:tcPr>
           <w:p>
+            <w:pPr>
+              <w:keepNext w:val="0"/>
+            </w:pPr>
             <w:r>
               <w:rPr>
                 <w:b/>
@@ -4200,6 +4640,9 @@
             </w:tcMar>
           </w:tcPr>
           <w:p>
+            <w:pPr>
+              <w:keepNext w:val="0"/>
+            </w:pPr>
             <w:r>
               <w:rPr>
                 <w:sz w:val="18"/>
@@ -4219,6 +4662,9 @@
             </w:tcMar>
           </w:tcPr>
           <w:p>
+            <w:pPr>
+              <w:keepNext w:val="0"/>
+            </w:pPr>
             <w:r>
               <w:rPr>
                 <w:sz w:val="18"/>
@@ -4238,6 +4684,9 @@
             </w:tcMar>
           </w:tcPr>
           <w:p>
+            <w:pPr>
+              <w:keepNext w:val="0"/>
+            </w:pPr>
             <w:r>
               <w:rPr>
                 <w:sz w:val="18"/>
@@ -4262,6 +4711,9 @@
             </w:tcMar>
           </w:tcPr>
           <w:p>
+            <w:pPr>
+              <w:keepNext w:val="0"/>
+            </w:pPr>
             <w:r>
               <w:rPr>
                 <w:sz w:val="18"/>
@@ -4281,6 +4733,9 @@
             </w:tcMar>
           </w:tcPr>
           <w:p>
+            <w:pPr>
+              <w:keepNext w:val="0"/>
+            </w:pPr>
             <w:r>
               <w:rPr>
                 <w:sz w:val="18"/>
@@ -4300,6 +4755,9 @@
             </w:tcMar>
           </w:tcPr>
           <w:p>
+            <w:pPr>
+              <w:keepNext w:val="0"/>
+            </w:pPr>
             <w:r>
               <w:rPr>
                 <w:sz w:val="18"/>
@@ -4324,6 +4782,9 @@
             </w:tcMar>
           </w:tcPr>
           <w:p>
+            <w:pPr>
+              <w:keepNext w:val="0"/>
+            </w:pPr>
             <w:r>
               <w:rPr>
                 <w:sz w:val="18"/>
@@ -4343,6 +4804,9 @@
             </w:tcMar>
           </w:tcPr>
           <w:p>
+            <w:pPr>
+              <w:keepNext w:val="0"/>
+            </w:pPr>
             <w:r>
               <w:rPr>
                 <w:sz w:val="18"/>
@@ -4362,6 +4826,9 @@
             </w:tcMar>
           </w:tcPr>
           <w:p>
+            <w:pPr>
+              <w:keepNext w:val="0"/>
+            </w:pPr>
             <w:r>
               <w:rPr>
                 <w:sz w:val="18"/>
@@ -4386,6 +4853,9 @@
             </w:tcMar>
           </w:tcPr>
           <w:p>
+            <w:pPr>
+              <w:keepNext w:val="0"/>
+            </w:pPr>
             <w:r>
               <w:rPr>
                 <w:sz w:val="18"/>
@@ -4405,6 +4875,9 @@
             </w:tcMar>
           </w:tcPr>
           <w:p>
+            <w:pPr>
+              <w:keepNext w:val="0"/>
+            </w:pPr>
             <w:r>
               <w:rPr>
                 <w:sz w:val="18"/>
@@ -4424,6 +4897,9 @@
             </w:tcMar>
           </w:tcPr>
           <w:p>
+            <w:pPr>
+              <w:keepNext w:val="0"/>
+            </w:pPr>
             <w:r>
               <w:rPr>
                 <w:sz w:val="18"/>
@@ -4448,6 +4924,9 @@
             </w:tcMar>
           </w:tcPr>
           <w:p>
+            <w:pPr>
+              <w:keepNext w:val="0"/>
+            </w:pPr>
             <w:r>
               <w:rPr>
                 <w:sz w:val="18"/>
@@ -4467,6 +4946,9 @@
             </w:tcMar>
           </w:tcPr>
           <w:p>
+            <w:pPr>
+              <w:keepNext w:val="0"/>
+            </w:pPr>
             <w:r>
               <w:rPr>
                 <w:sz w:val="18"/>
@@ -4486,6 +4968,9 @@
             </w:tcMar>
           </w:tcPr>
           <w:p>
+            <w:pPr>
+              <w:keepNext w:val="0"/>
+            </w:pPr>
             <w:r>
               <w:rPr>
                 <w:sz w:val="18"/>
@@ -4511,6 +4996,10 @@
         <w:gridCol w:w="10166"/>
       </w:tblGrid>
       <w:tr>
+        <w:trPr>
+          <w:tblHeader/>
+          <w:cantSplit/>
+        </w:trPr>
         <w:tc>
           <w:tcPr>
             <w:tcW w:type="dxa" w:w="10166"/>
@@ -4523,6 +5012,9 @@
             </w:tcMar>
           </w:tcPr>
           <w:p>
+            <w:pPr>
+              <w:keepNext w:val="0"/>
+            </w:pPr>
             <w:r>
               <w:rPr>
                 <w:b/>
@@ -4574,6 +5066,8 @@
       <w:tr>
         <w:trPr>
           <w:tblHeader w:val="true"/>
+          <w:tblHeader/>
+          <w:cantSplit/>
         </w:trPr>
         <w:tc>
           <w:tcPr>
@@ -4587,6 +5081,9 @@
             </w:tcMar>
           </w:tcPr>
           <w:p>
+            <w:pPr>
+              <w:keepNext w:val="0"/>
+            </w:pPr>
             <w:r>
               <w:rPr>
                 <w:b/>
@@ -4609,6 +5106,9 @@
             </w:tcMar>
           </w:tcPr>
           <w:p>
+            <w:pPr>
+              <w:keepNext w:val="0"/>
+            </w:pPr>
             <w:r>
               <w:rPr>
                 <w:b/>
@@ -4635,6 +5135,9 @@
             </w:tcMar>
           </w:tcPr>
           <w:p>
+            <w:pPr>
+              <w:keepNext w:val="0"/>
+            </w:pPr>
             <w:r>
               <w:rPr>
                 <w:sz w:val="18"/>
@@ -4654,6 +5157,9 @@
             </w:tcMar>
           </w:tcPr>
           <w:p>
+            <w:pPr>
+              <w:keepNext w:val="0"/>
+            </w:pPr>
             <w:r>
               <w:rPr>
                 <w:sz w:val="18"/>
@@ -4678,6 +5184,9 @@
             </w:tcMar>
           </w:tcPr>
           <w:p>
+            <w:pPr>
+              <w:keepNext w:val="0"/>
+            </w:pPr>
             <w:r>
               <w:rPr>
                 <w:sz w:val="18"/>
@@ -4697,6 +5206,9 @@
             </w:tcMar>
           </w:tcPr>
           <w:p>
+            <w:pPr>
+              <w:keepNext w:val="0"/>
+            </w:pPr>
             <w:r>
               <w:rPr>
                 <w:sz w:val="18"/>
@@ -4721,6 +5233,9 @@
             </w:tcMar>
           </w:tcPr>
           <w:p>
+            <w:pPr>
+              <w:keepNext w:val="0"/>
+            </w:pPr>
             <w:r>
               <w:rPr>
                 <w:sz w:val="18"/>
@@ -4740,6 +5255,9 @@
             </w:tcMar>
           </w:tcPr>
           <w:p>
+            <w:pPr>
+              <w:keepNext w:val="0"/>
+            </w:pPr>
             <w:r>
               <w:rPr>
                 <w:sz w:val="18"/>
@@ -4764,6 +5282,9 @@
             </w:tcMar>
           </w:tcPr>
           <w:p>
+            <w:pPr>
+              <w:keepNext w:val="0"/>
+            </w:pPr>
             <w:r>
               <w:rPr>
                 <w:sz w:val="18"/>
@@ -4783,6 +5304,9 @@
             </w:tcMar>
           </w:tcPr>
           <w:p>
+            <w:pPr>
+              <w:keepNext w:val="0"/>
+            </w:pPr>
             <w:r>
               <w:rPr>
                 <w:sz w:val="18"/>
@@ -4807,6 +5331,9 @@
             </w:tcMar>
           </w:tcPr>
           <w:p>
+            <w:pPr>
+              <w:keepNext w:val="0"/>
+            </w:pPr>
             <w:r>
               <w:rPr>
                 <w:sz w:val="18"/>
@@ -4826,6 +5353,9 @@
             </w:tcMar>
           </w:tcPr>
           <w:p>
+            <w:pPr>
+              <w:keepNext w:val="0"/>
+            </w:pPr>
             <w:r>
               <w:rPr>
                 <w:sz w:val="18"/>
@@ -4850,6 +5380,9 @@
             </w:tcMar>
           </w:tcPr>
           <w:p>
+            <w:pPr>
+              <w:keepNext w:val="0"/>
+            </w:pPr>
             <w:r>
               <w:rPr>
                 <w:sz w:val="18"/>
@@ -4869,6 +5402,9 @@
             </w:tcMar>
           </w:tcPr>
           <w:p>
+            <w:pPr>
+              <w:keepNext w:val="0"/>
+            </w:pPr>
             <w:r>
               <w:rPr>
                 <w:sz w:val="18"/>
@@ -5007,6 +5543,10 @@
         <w:gridCol w:w="10166"/>
       </w:tblGrid>
       <w:tr>
+        <w:trPr>
+          <w:tblHeader/>
+          <w:cantSplit/>
+        </w:trPr>
         <w:tc>
           <w:tcPr>
             <w:tcW w:type="dxa" w:w="10166"/>
@@ -5019,6 +5559,9 @@
             </w:tcMar>
           </w:tcPr>
           <w:p>
+            <w:pPr>
+              <w:keepNext w:val="0"/>
+            </w:pPr>
             <w:r>
               <w:rPr>
                 <w:b/>
@@ -5081,6 +5624,10 @@
         <w:gridCol w:w="1452"/>
       </w:tblGrid>
       <w:tr>
+        <w:trPr>
+          <w:tblHeader/>
+          <w:cantSplit/>
+        </w:trPr>
         <w:tc>
           <w:tcPr>
             <w:tcW w:type="dxa" w:w="1452"/>
@@ -5095,6 +5642,7 @@
           </w:tcPr>
           <w:p>
             <w:pPr>
+              <w:keepNext w:val="0"/>
               <w:jc w:val="center"/>
             </w:pPr>
             <w:r>
@@ -5120,6 +5668,7 @@
           </w:tcPr>
           <w:p>
             <w:pPr>
+              <w:keepNext w:val="0"/>
               <w:jc w:val="center"/>
             </w:pPr>
             <w:r>
@@ -5145,6 +5694,7 @@
           </w:tcPr>
           <w:p>
             <w:pPr>
+              <w:keepNext w:val="0"/>
               <w:jc w:val="center"/>
             </w:pPr>
             <w:r>
@@ -5170,6 +5720,7 @@
           </w:tcPr>
           <w:p>
             <w:pPr>
+              <w:keepNext w:val="0"/>
               <w:jc w:val="center"/>
             </w:pPr>
             <w:r>
@@ -5195,6 +5746,7 @@
           </w:tcPr>
           <w:p>
             <w:pPr>
+              <w:keepNext w:val="0"/>
               <w:jc w:val="center"/>
             </w:pPr>
             <w:r>
@@ -5220,6 +5772,7 @@
           </w:tcPr>
           <w:p>
             <w:pPr>
+              <w:keepNext w:val="0"/>
               <w:jc w:val="center"/>
             </w:pPr>
             <w:r>
@@ -5245,6 +5798,7 @@
           </w:tcPr>
           <w:p>
             <w:pPr>
+              <w:keepNext w:val="0"/>
               <w:jc w:val="center"/>
             </w:pPr>
             <w:r>
@@ -5336,6 +5890,10 @@
         <w:gridCol w:w="10166"/>
       </w:tblGrid>
       <w:tr>
+        <w:trPr>
+          <w:tblHeader/>
+          <w:cantSplit/>
+        </w:trPr>
         <w:tc>
           <w:tcPr>
             <w:tcW w:type="dxa" w:w="10166"/>
@@ -5348,6 +5906,9 @@
             </w:tcMar>
           </w:tcPr>
           <w:p>
+            <w:pPr>
+              <w:keepNext w:val="0"/>
+            </w:pPr>
             <w:r>
               <w:rPr>
                 <w:b/>
@@ -5374,6 +5935,29 @@
     </w:p>
     <w:p>
       <w:pPr>
+        <w:pStyle w:val="Heading2"/>
+      </w:pPr>
+      <w:r>
+        <w:t>Finding and authorship records to preserve</w:t>
+      </w:r>
+    </w:p>
+    <w:p>
+      <w:r>
+        <w:t>Only authoritative corrected or resolved findings are closed. Confirmed, evidence disputed, accepted risk and deferred findings remain open. Inspecting, searching, recommending and completing a review do not close a finding; work after the snapshot cannot close it on that earlier snapshot.</w:t>
+      </w:r>
+    </w:p>
+    <w:p>
+      <w:r>
+        <w:t>Button-triggered instructions are recorded as review actions, not as words the student wrote. Unsent drafts are preserved and remain private. Optional review context and other concerns stay secondary to the current concern and conversation.</w:t>
+      </w:r>
+    </w:p>
+    <w:p>
+      <w:r>
+        <w:t>Retain original snapshot provenance, explicit findings/dispositions and persisted action metadata when archiving. Do not treat machine-triggered turns as student-written responses in later teaching or research interpretation.</w:t>
+      </w:r>
+    </w:p>
+    <w:p>
+      <w:pPr>
         <w:pStyle w:val="Heading1"/>
       </w:pPr>
       <w:r>
@@ -5448,6 +6032,8 @@
       <w:tr>
         <w:trPr>
           <w:tblHeader w:val="true"/>
+          <w:tblHeader/>
+          <w:cantSplit/>
         </w:trPr>
         <w:tc>
           <w:tcPr>
@@ -5461,6 +6047,9 @@
             </w:tcMar>
           </w:tcPr>
           <w:p>
+            <w:pPr>
+              <w:keepNext w:val="0"/>
+            </w:pPr>
             <w:r>
               <w:rPr>
                 <w:b/>
@@ -5483,6 +6072,9 @@
             </w:tcMar>
           </w:tcPr>
           <w:p>
+            <w:pPr>
+              <w:keepNext w:val="0"/>
+            </w:pPr>
             <w:r>
               <w:rPr>
                 <w:b/>
@@ -5505,6 +6097,9 @@
             </w:tcMar>
           </w:tcPr>
           <w:p>
+            <w:pPr>
+              <w:keepNext w:val="0"/>
+            </w:pPr>
             <w:r>
               <w:rPr>
                 <w:b/>
@@ -5531,6 +6126,9 @@
             </w:tcMar>
           </w:tcPr>
           <w:p>
+            <w:pPr>
+              <w:keepNext w:val="0"/>
+            </w:pPr>
             <w:r>
               <w:rPr>
                 <w:sz w:val="18"/>
@@ -5550,6 +6148,9 @@
             </w:tcMar>
           </w:tcPr>
           <w:p>
+            <w:pPr>
+              <w:keepNext w:val="0"/>
+            </w:pPr>
             <w:r>
               <w:rPr>
                 <w:sz w:val="18"/>
@@ -5569,6 +6170,9 @@
             </w:tcMar>
           </w:tcPr>
           <w:p>
+            <w:pPr>
+              <w:keepNext w:val="0"/>
+            </w:pPr>
             <w:r>
               <w:rPr>
                 <w:sz w:val="18"/>
@@ -5593,6 +6197,9 @@
             </w:tcMar>
           </w:tcPr>
           <w:p>
+            <w:pPr>
+              <w:keepNext w:val="0"/>
+            </w:pPr>
             <w:r>
               <w:rPr>
                 <w:sz w:val="18"/>
@@ -5612,6 +6219,9 @@
             </w:tcMar>
           </w:tcPr>
           <w:p>
+            <w:pPr>
+              <w:keepNext w:val="0"/>
+            </w:pPr>
             <w:r>
               <w:rPr>
                 <w:sz w:val="18"/>
@@ -5631,6 +6241,9 @@
             </w:tcMar>
           </w:tcPr>
           <w:p>
+            <w:pPr>
+              <w:keepNext w:val="0"/>
+            </w:pPr>
             <w:r>
               <w:rPr>
                 <w:sz w:val="18"/>
@@ -5655,6 +6268,9 @@
             </w:tcMar>
           </w:tcPr>
           <w:p>
+            <w:pPr>
+              <w:keepNext w:val="0"/>
+            </w:pPr>
             <w:r>
               <w:rPr>
                 <w:sz w:val="18"/>
@@ -5674,6 +6290,9 @@
             </w:tcMar>
           </w:tcPr>
           <w:p>
+            <w:pPr>
+              <w:keepNext w:val="0"/>
+            </w:pPr>
             <w:r>
               <w:rPr>
                 <w:sz w:val="18"/>
@@ -5693,6 +6312,9 @@
             </w:tcMar>
           </w:tcPr>
           <w:p>
+            <w:pPr>
+              <w:keepNext w:val="0"/>
+            </w:pPr>
             <w:r>
               <w:rPr>
                 <w:sz w:val="18"/>
@@ -5717,6 +6339,9 @@
             </w:tcMar>
           </w:tcPr>
           <w:p>
+            <w:pPr>
+              <w:keepNext w:val="0"/>
+            </w:pPr>
             <w:r>
               <w:rPr>
                 <w:sz w:val="18"/>
@@ -5736,6 +6361,9 @@
             </w:tcMar>
           </w:tcPr>
           <w:p>
+            <w:pPr>
+              <w:keepNext w:val="0"/>
+            </w:pPr>
             <w:r>
               <w:rPr>
                 <w:sz w:val="18"/>
@@ -5755,6 +6383,9 @@
             </w:tcMar>
           </w:tcPr>
           <w:p>
+            <w:pPr>
+              <w:keepNext w:val="0"/>
+            </w:pPr>
             <w:r>
               <w:rPr>
                 <w:sz w:val="18"/>
@@ -5779,6 +6410,9 @@
             </w:tcMar>
           </w:tcPr>
           <w:p>
+            <w:pPr>
+              <w:keepNext w:val="0"/>
+            </w:pPr>
             <w:r>
               <w:rPr>
                 <w:sz w:val="18"/>
@@ -5798,6 +6432,9 @@
             </w:tcMar>
           </w:tcPr>
           <w:p>
+            <w:pPr>
+              <w:keepNext w:val="0"/>
+            </w:pPr>
             <w:r>
               <w:rPr>
                 <w:sz w:val="18"/>
@@ -5817,6 +6454,9 @@
             </w:tcMar>
           </w:tcPr>
           <w:p>
+            <w:pPr>
+              <w:keepNext w:val="0"/>
+            </w:pPr>
             <w:r>
               <w:rPr>
                 <w:sz w:val="18"/>
@@ -5841,6 +6481,9 @@
             </w:tcMar>
           </w:tcPr>
           <w:p>
+            <w:pPr>
+              <w:keepNext w:val="0"/>
+            </w:pPr>
             <w:r>
               <w:rPr>
                 <w:sz w:val="18"/>
@@ -5860,6 +6503,9 @@
             </w:tcMar>
           </w:tcPr>
           <w:p>
+            <w:pPr>
+              <w:keepNext w:val="0"/>
+            </w:pPr>
             <w:r>
               <w:rPr>
                 <w:sz w:val="18"/>
@@ -5879,6 +6525,9 @@
             </w:tcMar>
           </w:tcPr>
           <w:p>
+            <w:pPr>
+              <w:keepNext w:val="0"/>
+            </w:pPr>
             <w:r>
               <w:rPr>
                 <w:sz w:val="18"/>
@@ -5903,6 +6552,9 @@
             </w:tcMar>
           </w:tcPr>
           <w:p>
+            <w:pPr>
+              <w:keepNext w:val="0"/>
+            </w:pPr>
             <w:r>
               <w:rPr>
                 <w:sz w:val="18"/>
@@ -5922,6 +6574,9 @@
             </w:tcMar>
           </w:tcPr>
           <w:p>
+            <w:pPr>
+              <w:keepNext w:val="0"/>
+            </w:pPr>
             <w:r>
               <w:rPr>
                 <w:sz w:val="18"/>
@@ -5941,6 +6596,9 @@
             </w:tcMar>
           </w:tcPr>
           <w:p>
+            <w:pPr>
+              <w:keepNext w:val="0"/>
+            </w:pPr>
             <w:r>
               <w:rPr>
                 <w:sz w:val="18"/>
@@ -5965,6 +6623,9 @@
             </w:tcMar>
           </w:tcPr>
           <w:p>
+            <w:pPr>
+              <w:keepNext w:val="0"/>
+            </w:pPr>
             <w:r>
               <w:rPr>
                 <w:sz w:val="18"/>
@@ -5984,6 +6645,9 @@
             </w:tcMar>
           </w:tcPr>
           <w:p>
+            <w:pPr>
+              <w:keepNext w:val="0"/>
+            </w:pPr>
             <w:r>
               <w:rPr>
                 <w:sz w:val="18"/>
@@ -6003,6 +6667,9 @@
             </w:tcMar>
           </w:tcPr>
           <w:p>
+            <w:pPr>
+              <w:keepNext w:val="0"/>
+            </w:pPr>
             <w:r>
               <w:rPr>
                 <w:sz w:val="18"/>
@@ -6027,6 +6694,9 @@
             </w:tcMar>
           </w:tcPr>
           <w:p>
+            <w:pPr>
+              <w:keepNext w:val="0"/>
+            </w:pPr>
             <w:r>
               <w:rPr>
                 <w:sz w:val="18"/>
@@ -6046,6 +6716,9 @@
             </w:tcMar>
           </w:tcPr>
           <w:p>
+            <w:pPr>
+              <w:keepNext w:val="0"/>
+            </w:pPr>
             <w:r>
               <w:rPr>
                 <w:sz w:val="18"/>
@@ -6065,6 +6738,9 @@
             </w:tcMar>
           </w:tcPr>
           <w:p>
+            <w:pPr>
+              <w:keepNext w:val="0"/>
+            </w:pPr>
             <w:r>
               <w:rPr>
                 <w:sz w:val="18"/>
@@ -6089,6 +6765,9 @@
             </w:tcMar>
           </w:tcPr>
           <w:p>
+            <w:pPr>
+              <w:keepNext w:val="0"/>
+            </w:pPr>
             <w:r>
               <w:rPr>
                 <w:sz w:val="18"/>
@@ -6108,6 +6787,9 @@
             </w:tcMar>
           </w:tcPr>
           <w:p>
+            <w:pPr>
+              <w:keepNext w:val="0"/>
+            </w:pPr>
             <w:r>
               <w:rPr>
                 <w:sz w:val="18"/>
@@ -6127,6 +6809,9 @@
             </w:tcMar>
           </w:tcPr>
           <w:p>
+            <w:pPr>
+              <w:keepNext w:val="0"/>
+            </w:pPr>
             <w:r>
               <w:rPr>
                 <w:sz w:val="18"/>
@@ -6759,7 +7444,7 @@
       <w:headerReference w:type="default" r:id="rId9"/>
       <w:footerReference w:type="default" r:id="rId10"/>
       <w:pgSz w:w="12240" w:h="15840"/>
-      <w:pgMar w:top="936" w:right="1037" w:bottom="936" w:left="1037" w:header="720" w:footer="720" w:gutter="0"/>
+      <w:pgMar w:top="1512" w:right="1037" w:bottom="1080" w:left="1037" w:header="720" w:footer="504" w:gutter="0"/>
       <w:cols w:space="720"/>
       <w:docGrid w:linePitch="360"/>
     </w:sectPr>
@@ -7562,16 +8247,13 @@
     <w:qFormat/>
     <w:rsid w:val="00FC693F"/>
     <w:pPr>
-      <w:pBdr>
-        <w:bottom w:val="single" w:sz="8" w:space="4" w:color="4F81BD" w:themeColor="accent1"/>
-      </w:pBdr>
       <w:spacing w:after="80" w:line="240" w:lineRule="auto" w:before="160"/>
       <w:contextualSpacing/>
     </w:pPr>
     <w:rPr>
       <w:rFonts w:asciiTheme="majorHAnsi" w:eastAsiaTheme="majorEastAsia" w:hAnsiTheme="majorHAnsi" w:cstheme="majorBidi" w:ascii="Arial" w:hAnsi="Arial"/>
       <w:b/>
-      <w:color w:val="0B1722"/>
+      <w:color w:val="000000"/>
       <w:spacing w:val="5"/>
       <w:kern w:val="28"/>
       <w:sz w:val="56"/>

--- a/docs/manuals/10_ETIS_Engineering_Studio_Semester_Administration_and_Course_Operations_Guide.docx
+++ b/docs/manuals/10_ETIS_Engineering_Studio_Semester_Administration_and_Course_Operations_Guide.docx
@@ -3872,7 +3872,7 @@
     </w:p>
     <w:p>
       <w:r>
-        <w:t>Production defaults remain legacy reasoning and legacy planning. Shadow validator/planner/selector/realizer evaluation remains internal and does not replace student-visible authority. This release introduces no PR5 authority transfer, database migration or course-model change.</w:t>
+        <w:t>Accepted production uses shadow/shadow evaluation with legacy student-visible authority. Shadow validator/planner/selector/realizer evaluation remains internal and does not replace student-visible authority. This release introduces no PR5 authority transfer, database migration or course-model change.</w:t>
       </w:r>
     </w:p>
     <w:p>

--- a/docs/manuals/10_ETIS_Engineering_Studio_Semester_Administration_and_Course_Operations_Guide.docx
+++ b/docs/manuals/10_ETIS_Engineering_Studio_Semester_Administration_and_Course_Operations_Guide.docx
@@ -37,7 +37,7 @@
     </w:p>
     <w:p>
       <w:r>
-        <w:t>v0.18.0 manual edition. Software release candidate; publication follows deployment acceptance.</w:t>
+        <w:t>v0.18.0 release manual edition. Production acceptance has separate source and deployment provenance.</w:t>
       </w:r>
     </w:p>
     <w:tbl>

--- a/docs/manuals/10_ETIS_Engineering_Studio_Semester_Administration_and_Course_Operations_Guide.docx
+++ b/docs/manuals/10_ETIS_Engineering_Studio_Semester_Administration_and_Course_Operations_Guide.docx
@@ -37,7 +37,7 @@
     </w:p>
     <w:p>
       <w:r>
-        <w:t>v0.18.0 release manual edition. Production acceptance has separate source and deployment provenance.</w:t>
+        <w:t>v0.18.1 candidate manual edition. Local UI validation only; production remains accepted v0.18.0 until protected deployment and human acceptance.</w:t>
       </w:r>
     </w:p>
     <w:tbl>
@@ -7440,6 +7440,58 @@
         <w:t>Archive preserves records; retention/deletion is a separate governance decision.</w:t>
       </w:r>
     </w:p>
+    <w:p>
+      <w:r>
+        <w:br w:type="page"/>
+      </w:r>
+    </w:p>
+    <w:p>
+      <w:pPr>
+        <w:pStyle w:val="Heading1"/>
+      </w:pPr>
+      <w:r>
+        <w:t>v0.18.1 candidate student orientation and semester checks</w:t>
+      </w:r>
+    </w:p>
+    <w:p>
+      <w:pPr>
+        <w:pStyle w:val="Heading2"/>
+      </w:pPr>
+      <w:r>
+        <w:t>Start-of-term student orientation</w:t>
+      </w:r>
+    </w:p>
+    <w:p>
+      <w:r>
+        <w:t>Demonstrate the two rooms, one selected review versus multiple open reviews, the meaning of a frozen commit, and the Start another Board Review action. Use a test repository or offline simulator rather than student production records.</w:t>
+      </w:r>
+    </w:p>
+    <w:p>
+      <w:pPr>
+        <w:pStyle w:val="Heading2"/>
+      </w:pPr>
+      <w:r>
+        <w:t>Uncoached student acceptance</w:t>
+      </w:r>
+    </w:p>
+    <w:p>
+      <w:r>
+        <w:t>Ask a new student to find both rooms, start a review, inspect and return from evidence, open an old review, finish a review, and explain when new commits enter evidence. Do not coach during the test; record confusion rather than classifying it as a failure of student ability.</w:t>
+      </w:r>
+    </w:p>
+    <w:p>
+      <w:pPr>
+        <w:pStyle w:val="Heading2"/>
+      </w:pPr>
+      <w:r>
+        <w:t>Instructor authority</w:t>
+      </w:r>
+    </w:p>
+    <w:p>
+      <w:r>
+        <w:t>Missing GitHub attributable activity does not prove nonparticipation. Individual evidence, grading and phase-gate acceptance remain instructor decisions, not Studio review state.</w:t>
+      </w:r>
+    </w:p>
     <w:sectPr>
       <w:headerReference w:type="default" r:id="rId9"/>
       <w:footerReference w:type="default" r:id="rId10"/>
